--- a/EXPORTS/DOCX/published/niveau2/English/SabaStEustatiusStMaarten.docx
+++ b/EXPORTS/DOCX/published/niveau2/English/SabaStEustatiusStMaarten.docx
@@ -303,7 +303,7 @@
           <w:sz w:val="24"/>
           <w:u w:val="single"/>
         </w:rPr>
-        <w:hyperlink r:id="rId9" w:history="1">
+        <w:hyperlink r:id="rId10" w:history="1">
           <w:r>
             <w:rPr>
               <w:rStyle w:val="Hyperlink"/>
@@ -4812,162 +4812,7 @@
           <w:color w:val="000000"/>
           <w:sz w:val="24"/>
         </w:rPr>
-        <w:t>Martin, (1</w:t>
-      </w:r>
-      <w:r>
-        <w:rPr>
-          <w:u w:val="single" w:color="0000ff"/>
-          <w:rFonts w:ascii="Charis SIL Regular" w:hAnsi="Charis SIL Regular" w:eastAsia="Charis SIL Regular"/>
-          <w:b w:val="0"/>
-          <w:i w:val="0"/>
-          <w:color w:val="000000"/>
-          <w:sz w:val="24"/>
-        </w:rPr>
-        <w:hyperlink r:id="rId21" w:history="1">
-          <w:r>
-            <w:rPr>
-              <w:rStyle w:val="Hyperlink"/>
-            </w:rPr>
-            <w:t>806</w:t>
-          </w:r>
-        </w:hyperlink>
-      </w:r>
-      <w:r>
-        <w:rPr>
-          <w:u w:val="single" w:color="0000ff"/>
-          <w:rFonts w:ascii="Charis SIL Regular" w:hAnsi="Charis SIL Regular" w:eastAsia="Charis SIL Regular"/>
-          <w:b w:val="0"/>
-          <w:i w:val="0"/>
-          <w:color w:val="000000"/>
-          <w:sz w:val="24"/>
-        </w:rPr>
-        <w:hyperlink r:id="rId21" w:history="1">
-          <w:r>
-            <w:rPr>
-              <w:rStyle w:val="Hyperlink"/>
-            </w:rPr>
-            <w:t>)</w:t>
-          </w:r>
-        </w:hyperlink>
-      </w:r>
-      <w:r>
-        <w:rPr>
-          <w:u w:val="single" w:color="0000ff"/>
-          <w:rFonts w:ascii="Charis SIL Regular" w:hAnsi="Charis SIL Regular" w:eastAsia="Charis SIL Regular"/>
-          <w:b w:val="0"/>
-          <w:i w:val="0"/>
-          <w:color w:val="000000"/>
-          <w:sz w:val="24"/>
-        </w:rPr>
-        <w:hyperlink r:id="rId21" w:history="1">
-          <w:r>
-            <w:rPr>
-              <w:rStyle w:val="Hyperlink"/>
-            </w:rPr>
-            <w:t xml:space="preserve"> 1</w:t>
-          </w:r>
-        </w:hyperlink>
-      </w:r>
-      <w:r>
-        <w:rPr>
-          <w:u w:val="single" w:color="0000ff"/>
-          <w:rFonts w:ascii="Charis SIL Regular" w:hAnsi="Charis SIL Regular" w:eastAsia="Charis SIL Regular"/>
-          <w:b w:val="0"/>
-          <w:i w:val="0"/>
-          <w:color w:val="000000"/>
-          <w:sz w:val="24"/>
-        </w:rPr>
-        <w:hyperlink r:id="rId21" w:history="1">
-          <w:r>
-            <w:rPr>
-              <w:rStyle w:val="Hyperlink"/>
-            </w:rPr>
-            <w:t>8</w:t>
-          </w:r>
-        </w:hyperlink>
-      </w:r>
-      <w:r>
-        <w:rPr>
-          <w:u w:val="single" w:color="0000ff"/>
-          <w:rFonts w:ascii="Charis SIL Regular" w:hAnsi="Charis SIL Regular" w:eastAsia="Charis SIL Regular"/>
-          <w:b w:val="0"/>
-          <w:i w:val="0"/>
-          <w:color w:val="000000"/>
-          <w:sz w:val="24"/>
-        </w:rPr>
-        <w:hyperlink r:id="rId21" w:history="1">
-          <w:r>
-            <w:rPr>
-              <w:rStyle w:val="Hyperlink"/>
-            </w:rPr>
-            <w:t xml:space="preserve">28-1845 </w:t>
-          </w:r>
-        </w:hyperlink>
-      </w:r>
-      <w:r>
-        <w:rPr>
-          <w:u w:val="single" w:color="0000ff"/>
-          <w:rFonts w:ascii="Charis SIL Regular" w:hAnsi="Charis SIL Regular" w:eastAsia="Charis SIL Regular"/>
-          <w:b w:val="0"/>
-          <w:i w:val="0"/>
-          <w:color w:val="000000"/>
-          <w:sz w:val="24"/>
-        </w:rPr>
-        <w:hyperlink r:id="rId21" w:history="1">
-          <w:r>
-            <w:rPr>
-              <w:rStyle w:val="Hyperlink"/>
-            </w:rPr>
-            <w:t>(</w:t>
-          </w:r>
-        </w:hyperlink>
-      </w:r>
-      <w:r>
-        <w:rPr>
-          <w:u w:val="single" w:color="0000ff"/>
-          <w:rFonts w:ascii="Charis SIL Regular" w:hAnsi="Charis SIL Regular" w:eastAsia="Charis SIL Regular"/>
-          <w:b w:val="0"/>
-          <w:i w:val="0"/>
-          <w:color w:val="000000"/>
-          <w:sz w:val="24"/>
-        </w:rPr>
-        <w:hyperlink r:id="rId21" w:history="1">
-          <w:r>
-            <w:rPr>
-              <w:rStyle w:val="Hyperlink"/>
-            </w:rPr>
-            <w:t>1902))</w:t>
-          </w:r>
-        </w:hyperlink>
-      </w:r>
-      <w:r>
-        <w:rPr>
-          <w:u w:val="single" w:color="0000ff"/>
-          <w:rFonts w:ascii="Charis SIL Regular" w:hAnsi="Charis SIL Regular" w:eastAsia="Charis SIL Regular"/>
-          <w:b w:val="0"/>
-          <w:i w:val="0"/>
-          <w:color w:val="000000"/>
-          <w:sz w:val="24"/>
-        </w:rPr>
-        <w:t xml:space="preserve"> </w:t>
-      </w:r>
-      <w:r>
-        <w:rPr>
-          <w:u w:val="single" w:color="0000ff"/>
-          <w:rFonts w:ascii="Charis SIL Regular" w:hAnsi="Charis SIL Regular" w:eastAsia="Charis SIL Regular"/>
-          <w:b w:val="0"/>
-          <w:i w:val="0"/>
-          <w:color w:val="000000"/>
-          <w:sz w:val="24"/>
-        </w:rPr>
-        <w:hyperlink r:id="rId21" w:history="1">
-          <w:r>
-            <w:rPr>
-              <w:rStyle w:val="Hyperlink"/>
-            </w:rPr>
-            <w:t xml:space="preserve">and the </w:t>
-          </w:r>
-        </w:hyperlink>
+        <w:t xml:space="preserve">Martin, (1806) 1828-1845 (1902)) and the </w:t>
       </w:r>
       <w:r>
         <w:rPr>
@@ -5014,7 +4859,7 @@
           <w:sz w:val="24"/>
           <w:u w:val="single"/>
         </w:rPr>
-        <w:hyperlink r:id="rId22" w:history="1">
+        <w:hyperlink r:id="rId21" w:history="1">
           <w:r>
             <w:rPr>
               <w:rStyle w:val="Hyperlink"/>

--- a/EXPORTS/DOCX/published/niveau2/English/SabaStEustatiusStMaarten.docx
+++ b/EXPORTS/DOCX/published/niveau2/English/SabaStEustatiusStMaarten.docx
@@ -303,7 +303,7 @@
           <w:sz w:val="24"/>
           <w:u w:val="single"/>
         </w:rPr>
-        <w:hyperlink r:id="rId10" w:history="1">
+        <w:hyperlink r:id="rId9" w:history="1">
           <w:r>
             <w:rPr>
               <w:rStyle w:val="Hyperlink"/>
@@ -543,25 +543,7 @@
           <w:color w:val="000000"/>
           <w:sz w:val="24"/>
         </w:rPr>
-        <w:t>Eustatius in 1632 and 1636,</w:t>
-      </w:r>
-      <w:r>
-        <w:rPr>
-          <w:u w:val="single" w:color="0000ff"/>
-          <w:rFonts w:ascii="Charis SIL Regular" w:hAnsi="Charis SIL Regular" w:eastAsia="Charis SIL Regular"/>
-          <w:b w:val="0"/>
-          <w:i w:val="0"/>
-          <w:color w:val="000000"/>
-          <w:sz w:val="24"/>
-        </w:rPr>
-        <w:hyperlink r:id="rId11" w:history="1">
-          <w:r>
-            <w:rPr>
-              <w:rStyle w:val="Hyperlink"/>
-            </w:rPr>
-            <w:t xml:space="preserve"> resp</w:t>
-          </w:r>
-        </w:hyperlink>
+        <w:t>Eustatius in 1632 and 1636, resp</w:t>
       </w:r>
       <w:r>
         <w:rPr>
@@ -1395,7 +1377,118 @@
           <w:color w:val="000000"/>
           <w:sz w:val="24"/>
         </w:rPr>
-        <w:t xml:space="preserve"> of 1814 gave the islands the name of Sint Eustatius and Dependencies and placed them </w:t>
+        <w:t xml:space="preserve"> of 1814 gave the islands the name of Sint Eustatius and Depende</w:t>
+      </w:r>
+      <w:r>
+        <w:rPr>
+          <w:u w:val="single" w:color="0000ff"/>
+          <w:rFonts w:ascii="Charis SIL Regular" w:hAnsi="Charis SIL Regular" w:eastAsia="Charis SIL Regular"/>
+          <w:b w:val="0"/>
+          <w:i w:val="0"/>
+          <w:color w:val="000000"/>
+          <w:sz w:val="24"/>
+        </w:rPr>
+        <w:hyperlink r:id="rId14" w:history="1">
+          <w:r>
+            <w:rPr>
+              <w:rStyle w:val="Hyperlink"/>
+            </w:rPr>
+            <w:t>ncies a</w:t>
+          </w:r>
+        </w:hyperlink>
+      </w:r>
+      <w:r>
+        <w:rPr>
+          <w:u w:val="single" w:color="0000ff"/>
+          <w:rFonts w:ascii="Charis SIL Regular" w:hAnsi="Charis SIL Regular" w:eastAsia="Charis SIL Regular"/>
+          <w:b w:val="0"/>
+          <w:i w:val="0"/>
+          <w:color w:val="000000"/>
+          <w:sz w:val="24"/>
+        </w:rPr>
+        <w:hyperlink r:id="rId14" w:history="1">
+          <w:r>
+            <w:rPr>
+              <w:rStyle w:val="Hyperlink"/>
+            </w:rPr>
+            <w:t>nd</w:t>
+          </w:r>
+        </w:hyperlink>
+      </w:r>
+      <w:r>
+        <w:rPr>
+          <w:u w:val="single" w:color="0000ff"/>
+          <w:rFonts w:ascii="Charis SIL Regular" w:hAnsi="Charis SIL Regular" w:eastAsia="Charis SIL Regular"/>
+          <w:b w:val="0"/>
+          <w:i w:val="0"/>
+          <w:color w:val="000000"/>
+          <w:sz w:val="24"/>
+        </w:rPr>
+        <w:t xml:space="preserve"> </w:t>
+      </w:r>
+      <w:r>
+        <w:rPr>
+          <w:u w:val="single" w:color="0000ff"/>
+          <w:rFonts w:ascii="Charis SIL Regular" w:hAnsi="Charis SIL Regular" w:eastAsia="Charis SIL Regular"/>
+          <w:b w:val="0"/>
+          <w:i w:val="0"/>
+          <w:color w:val="000000"/>
+          <w:sz w:val="24"/>
+        </w:rPr>
+        <w:hyperlink r:id="rId14" w:history="1">
+          <w:r>
+            <w:rPr>
+              <w:rStyle w:val="Hyperlink"/>
+            </w:rPr>
+            <w:t xml:space="preserve">placed </w:t>
+          </w:r>
+        </w:hyperlink>
+      </w:r>
+      <w:r>
+        <w:rPr>
+          <w:u w:val="single" w:color="0000ff"/>
+          <w:rFonts w:ascii="Charis SIL Regular" w:hAnsi="Charis SIL Regular" w:eastAsia="Charis SIL Regular"/>
+          <w:b w:val="0"/>
+          <w:i w:val="0"/>
+          <w:color w:val="000000"/>
+          <w:sz w:val="24"/>
+        </w:rPr>
+        <w:hyperlink r:id="rId14" w:history="1">
+          <w:r>
+            <w:rPr>
+              <w:rStyle w:val="Hyperlink"/>
+            </w:rPr>
+            <w:t>t</w:t>
+          </w:r>
+        </w:hyperlink>
+      </w:r>
+      <w:r>
+        <w:rPr>
+          <w:u w:val="single" w:color="0000ff"/>
+          <w:rFonts w:ascii="Charis SIL Regular" w:hAnsi="Charis SIL Regular" w:eastAsia="Charis SIL Regular"/>
+          <w:b w:val="0"/>
+          <w:i w:val="0"/>
+          <w:color w:val="000000"/>
+          <w:sz w:val="24"/>
+        </w:rPr>
+        <w:hyperlink r:id="rId14" w:history="1">
+          <w:r>
+            <w:rPr>
+              <w:rStyle w:val="Hyperlink"/>
+            </w:rPr>
+            <w:t>he</w:t>
+          </w:r>
+        </w:hyperlink>
+      </w:r>
+      <w:r>
+        <w:rPr>
+          <w:rFonts w:ascii="Charis SIL Regular" w:hAnsi="Charis SIL Regular" w:eastAsia="Charis SIL Regular"/>
+          <w:b w:val="0"/>
+          <w:i w:val="0"/>
+          <w:color w:val="000000"/>
+          <w:sz w:val="24"/>
+        </w:rPr>
+        <w:t xml:space="preserve">m </w:t>
       </w:r>
       <w:r>
         <w:rPr>
@@ -1655,7 +1748,7 @@
             <w:rPr>
               <w:rStyle w:val="Hyperlink"/>
             </w:rPr>
-            <w:t>offi</w:t>
+            <w:t>office</w:t>
           </w:r>
         </w:hyperlink>
       </w:r>
@@ -1666,23 +1759,7 @@
           <w:i w:val="0"/>
           <w:color w:val="0000FF"/>
           <w:sz w:val="24"/>
-        </w:rPr>
-        <w:hyperlink r:id="rId15" w:history="1">
-          <w:r>
-            <w:rPr>
-              <w:rStyle w:val="Hyperlink"/>
-            </w:rPr>
-            <w:t>ce</w:t>
-          </w:r>
-        </w:hyperlink>
-      </w:r>
-      <w:r>
-        <w:rPr>
-          <w:rFonts w:ascii="Charis SIL Regular" w:hAnsi="Charis SIL Regular" w:eastAsia="Charis SIL Regular"/>
-          <w:b w:val="0"/>
-          <w:i w:val="0"/>
-          <w:color w:val="0000FF"/>
-          <w:sz w:val="24"/>
+          <w:u w:val="single"/>
         </w:rPr>
         <w:t>rs</w:t>
       </w:r>
@@ -1885,7 +1962,7 @@
             <w:rPr>
               <w:rStyle w:val="Hyperlink"/>
             </w:rPr>
-            <w:t>the</w:t>
+            <w:t>th</w:t>
           </w:r>
         </w:hyperlink>
       </w:r>
@@ -1896,9 +1973,8 @@
           <w:i w:val="0"/>
           <w:color w:val="0000FF"/>
           <w:sz w:val="24"/>
-          <w:u w:val="single"/>
-        </w:rPr>
-        <w:t xml:space="preserve"> </w:t>
+        </w:rPr>
+        <w:t xml:space="preserve">e </w:t>
       </w:r>
       <w:r>
         <w:rPr>
@@ -2712,7 +2788,6 @@
       </w:r>
       <w:r>
         <w:rPr>
-          <w:u w:val="single" w:color="0000ff"/>
           <w:rFonts w:ascii="Charis SIL Regular" w:hAnsi="Charis SIL Regular" w:eastAsia="Charis SIL Regular"/>
           <w:b w:val="0"/>
           <w:i w:val="0"/>
@@ -4812,7 +4887,169 @@
           <w:color w:val="000000"/>
           <w:sz w:val="24"/>
         </w:rPr>
-        <w:t xml:space="preserve">Martin, (1806) 1828-1845 (1902)) and the </w:t>
+        <w:hyperlink r:id="rId21" w:history="1">
+          <w:r>
+            <w:rPr>
+              <w:rStyle w:val="Hyperlink"/>
+            </w:rPr>
+            <w:t>Martin, (1</w:t>
+          </w:r>
+        </w:hyperlink>
+      </w:r>
+      <w:r>
+        <w:rPr>
+          <w:u w:val="single" w:color="0000ff"/>
+          <w:rFonts w:ascii="Charis SIL Regular" w:hAnsi="Charis SIL Regular" w:eastAsia="Charis SIL Regular"/>
+          <w:b w:val="0"/>
+          <w:i w:val="0"/>
+          <w:color w:val="000000"/>
+          <w:sz w:val="24"/>
+        </w:rPr>
+        <w:hyperlink r:id="rId21" w:history="1">
+          <w:r>
+            <w:rPr>
+              <w:rStyle w:val="Hyperlink"/>
+            </w:rPr>
+            <w:t>806</w:t>
+          </w:r>
+        </w:hyperlink>
+      </w:r>
+      <w:r>
+        <w:rPr>
+          <w:u w:val="single" w:color="0000ff"/>
+          <w:rFonts w:ascii="Charis SIL Regular" w:hAnsi="Charis SIL Regular" w:eastAsia="Charis SIL Regular"/>
+          <w:b w:val="0"/>
+          <w:i w:val="0"/>
+          <w:color w:val="000000"/>
+          <w:sz w:val="24"/>
+        </w:rPr>
+        <w:hyperlink r:id="rId21" w:history="1">
+          <w:r>
+            <w:rPr>
+              <w:rStyle w:val="Hyperlink"/>
+            </w:rPr>
+            <w:t>)</w:t>
+          </w:r>
+        </w:hyperlink>
+      </w:r>
+      <w:r>
+        <w:rPr>
+          <w:u w:val="single" w:color="0000ff"/>
+          <w:rFonts w:ascii="Charis SIL Regular" w:hAnsi="Charis SIL Regular" w:eastAsia="Charis SIL Regular"/>
+          <w:b w:val="0"/>
+          <w:i w:val="0"/>
+          <w:color w:val="000000"/>
+          <w:sz w:val="24"/>
+        </w:rPr>
+        <w:hyperlink r:id="rId21" w:history="1">
+          <w:r>
+            <w:rPr>
+              <w:rStyle w:val="Hyperlink"/>
+            </w:rPr>
+            <w:t xml:space="preserve"> 1</w:t>
+          </w:r>
+        </w:hyperlink>
+      </w:r>
+      <w:r>
+        <w:rPr>
+          <w:u w:val="single" w:color="0000ff"/>
+          <w:rFonts w:ascii="Charis SIL Regular" w:hAnsi="Charis SIL Regular" w:eastAsia="Charis SIL Regular"/>
+          <w:b w:val="0"/>
+          <w:i w:val="0"/>
+          <w:color w:val="000000"/>
+          <w:sz w:val="24"/>
+        </w:rPr>
+        <w:hyperlink r:id="rId21" w:history="1">
+          <w:r>
+            <w:rPr>
+              <w:rStyle w:val="Hyperlink"/>
+            </w:rPr>
+            <w:t>8</w:t>
+          </w:r>
+        </w:hyperlink>
+      </w:r>
+      <w:r>
+        <w:rPr>
+          <w:u w:val="single" w:color="0000ff"/>
+          <w:rFonts w:ascii="Charis SIL Regular" w:hAnsi="Charis SIL Regular" w:eastAsia="Charis SIL Regular"/>
+          <w:b w:val="0"/>
+          <w:i w:val="0"/>
+          <w:color w:val="000000"/>
+          <w:sz w:val="24"/>
+        </w:rPr>
+        <w:hyperlink r:id="rId21" w:history="1">
+          <w:r>
+            <w:rPr>
+              <w:rStyle w:val="Hyperlink"/>
+            </w:rPr>
+            <w:t xml:space="preserve">28-1845 </w:t>
+          </w:r>
+        </w:hyperlink>
+      </w:r>
+      <w:r>
+        <w:rPr>
+          <w:u w:val="single" w:color="0000ff"/>
+          <w:rFonts w:ascii="Charis SIL Regular" w:hAnsi="Charis SIL Regular" w:eastAsia="Charis SIL Regular"/>
+          <w:b w:val="0"/>
+          <w:i w:val="0"/>
+          <w:color w:val="000000"/>
+          <w:sz w:val="24"/>
+        </w:rPr>
+        <w:hyperlink r:id="rId21" w:history="1">
+          <w:r>
+            <w:rPr>
+              <w:rStyle w:val="Hyperlink"/>
+            </w:rPr>
+            <w:t>(</w:t>
+          </w:r>
+        </w:hyperlink>
+      </w:r>
+      <w:r>
+        <w:rPr>
+          <w:u w:val="single" w:color="0000ff"/>
+          <w:rFonts w:ascii="Charis SIL Regular" w:hAnsi="Charis SIL Regular" w:eastAsia="Charis SIL Regular"/>
+          <w:b w:val="0"/>
+          <w:i w:val="0"/>
+          <w:color w:val="000000"/>
+          <w:sz w:val="24"/>
+        </w:rPr>
+        <w:hyperlink r:id="rId21" w:history="1">
+          <w:r>
+            <w:rPr>
+              <w:rStyle w:val="Hyperlink"/>
+            </w:rPr>
+            <w:t>1902))</w:t>
+          </w:r>
+        </w:hyperlink>
+      </w:r>
+      <w:r>
+        <w:rPr>
+          <w:u w:val="single" w:color="0000ff"/>
+          <w:rFonts w:ascii="Charis SIL Regular" w:hAnsi="Charis SIL Regular" w:eastAsia="Charis SIL Regular"/>
+          <w:b w:val="0"/>
+          <w:i w:val="0"/>
+          <w:color w:val="000000"/>
+          <w:sz w:val="24"/>
+        </w:rPr>
+        <w:t xml:space="preserve"> </w:t>
+      </w:r>
+      <w:r>
+        <w:rPr>
+          <w:u w:val="single" w:color="0000ff"/>
+          <w:rFonts w:ascii="Charis SIL Regular" w:hAnsi="Charis SIL Regular" w:eastAsia="Charis SIL Regular"/>
+          <w:b w:val="0"/>
+          <w:i w:val="0"/>
+          <w:color w:val="000000"/>
+          <w:sz w:val="24"/>
+        </w:rPr>
+        <w:hyperlink r:id="rId21" w:history="1">
+          <w:r>
+            <w:rPr>
+              <w:rStyle w:val="Hyperlink"/>
+            </w:rPr>
+            <w:t xml:space="preserve">and the </w:t>
+          </w:r>
+        </w:hyperlink>
       </w:r>
       <w:r>
         <w:rPr>

--- a/EXPORTS/DOCX/published/niveau2/English/SabaStEustatiusStMaarten.docx
+++ b/EXPORTS/DOCX/published/niveau2/English/SabaStEustatiusStMaarten.docx
@@ -1962,7 +1962,7 @@
             <w:rPr>
               <w:rStyle w:val="Hyperlink"/>
             </w:rPr>
-            <w:t>th</w:t>
+            <w:t>the</w:t>
           </w:r>
         </w:hyperlink>
       </w:r>
@@ -1973,8 +1973,9 @@
           <w:i w:val="0"/>
           <w:color w:val="0000FF"/>
           <w:sz w:val="24"/>
-        </w:rPr>
-        <w:t xml:space="preserve">e </w:t>
+          <w:u w:val="single"/>
+        </w:rPr>
+        <w:t xml:space="preserve"> </w:t>
       </w:r>
       <w:r>
         <w:rPr>
@@ -2019,9 +2020,19 @@
             <w:rPr>
               <w:rStyle w:val="Hyperlink"/>
             </w:rPr>
-            <w:t xml:space="preserve">Indies </w:t>
+            <w:t>Indi</w:t>
           </w:r>
         </w:hyperlink>
+      </w:r>
+      <w:r>
+        <w:rPr>
+          <w:rFonts w:ascii="Charis SIL Regular" w:hAnsi="Charis SIL Regular" w:eastAsia="Charis SIL Regular"/>
+          <w:b w:val="0"/>
+          <w:i w:val="0"/>
+          <w:color w:val="0000FF"/>
+          <w:sz w:val="24"/>
+        </w:rPr>
+        <w:t xml:space="preserve">es </w:t>
       </w:r>
       <w:r>
         <w:rPr>
